--- a/pomortsev_ilya/43.docx
+++ b/pomortsev_ilya/43.docx
@@ -336,14 +336,7 @@
                 <w:rFonts w:eastAsia="Times New Roman"/>
                 <w:lang w:val="ru-RU"/>
               </w:rPr>
-              <w:t xml:space="preserve">научиться анализировать условия задачи, </w:t>
-            </w:r>
-            <w:r>
-              <w:rPr>
-                <w:rFonts w:eastAsia="Times New Roman"/>
-                <w:lang w:val="ru-RU"/>
-              </w:rPr>
-              <w:t xml:space="preserve">комбинировать несколько проверок, использовать вложенные </w:t>
+              <w:t xml:space="preserve">научиться анализировать условия задачи, комбинировать несколько проверок, использовать вложенные </w:t>
             </w:r>
             <w:r>
               <w:rPr>
@@ -495,14 +488,7 @@
                 <w:rFonts w:eastAsia="Times New Roman"/>
                 <w:lang w:val="ru-RU"/>
               </w:rPr>
-              <w:t xml:space="preserve">циклы, массивы и пользовательские функции не использовать, если это не </w:t>
-            </w:r>
-            <w:r>
-              <w:rPr>
-                <w:rFonts w:eastAsia="Times New Roman"/>
-                <w:lang w:val="ru-RU"/>
-              </w:rPr>
-              <w:t>указано отдельно.</w:t>
+              <w:t>циклы, массивы и пользовательские функции не использовать, если это не указано отдельно.</w:t>
             </w:r>
           </w:p>
         </w:tc>
@@ -600,14 +586,7 @@
           <w:rFonts w:eastAsia="Times New Roman"/>
           <w:lang w:val="ru-RU"/>
         </w:rPr>
-        <w:t>После написания программы выполните тестирование на нескольких наб</w:t>
-      </w:r>
-      <w:r>
-        <w:rPr>
-          <w:rFonts w:eastAsia="Times New Roman"/>
-          <w:lang w:val="ru-RU"/>
-        </w:rPr>
-        <w:t>орах данных.</w:t>
+        <w:t>После написания программы выполните тестирование на нескольких наборах данных.</w:t>
       </w:r>
     </w:p>
     <w:p>
@@ -821,14 +800,7 @@
           <w:rFonts w:eastAsia="Times New Roman"/>
           <w:lang w:val="ru-RU"/>
         </w:rPr>
-        <w:t xml:space="preserve">Функция доступна, если </w:t>
-      </w:r>
-      <w:r>
-        <w:rPr>
-          <w:rFonts w:eastAsia="Times New Roman"/>
-          <w:lang w:val="ru-RU"/>
-        </w:rPr>
-        <w:t>пользователь авторизован, аккаунт не заблокирован, а также есть подписка или действует пробный период.</w:t>
+        <w:t>Функция доступна, если пользователь авторизован, аккаунт не заблокирован, а также есть подписка или действует пробный период.</w:t>
       </w:r>
     </w:p>
     <w:p>
@@ -964,6 +936,7 @@
       </w:pPr>
       <w:r>
         <w:rPr>
+          <w:noProof/>
           <w:lang w:val="ru-RU"/>
         </w:rPr>
         <w:lastRenderedPageBreak/>
@@ -1352,6 +1325,9 @@
         <w:ind w:left="360" w:hanging="360"/>
       </w:pPr>
       <w:r>
+        <w:rPr>
+          <w:noProof/>
+        </w:rPr>
         <w:lastRenderedPageBreak/>
         <w:drawing>
           <wp:inline distT="0" distB="0" distL="0" distR="0" wp14:anchorId="3971478D" wp14:editId="1EC3C4D9">
@@ -1398,16 +1374,7 @@
           <w:color w:val="173A8A"/>
           <w:lang w:val="ru-RU"/>
         </w:rPr>
-        <w:t xml:space="preserve">Проверки должны </w:t>
-      </w:r>
-      <w:r>
-        <w:rPr>
-          <w:rFonts w:eastAsia="Times New Roman"/>
-          <w:b/>
-          <w:color w:val="173A8A"/>
-          <w:lang w:val="ru-RU"/>
-        </w:rPr>
-        <w:t xml:space="preserve">выполняться последовательно с помощью вложенных условий. </w:t>
+        <w:t xml:space="preserve">Проверки должны выполняться последовательно с помощью вложенных условий. </w:t>
       </w:r>
       <w:proofErr w:type="spellStart"/>
       <w:r>
@@ -1566,14 +1533,7 @@
           <w:rFonts w:eastAsia="Times New Roman"/>
           <w:lang w:val="ru-RU"/>
         </w:rPr>
-        <w:t xml:space="preserve">почему в этой задаче несколько </w:t>
-      </w:r>
-      <w:r>
-        <w:rPr>
-          <w:rFonts w:eastAsia="Times New Roman"/>
-          <w:lang w:val="ru-RU"/>
-        </w:rPr>
-        <w:t>последовательных проверок могут быть удобнее одного большого условия?</w:t>
+        <w:t>почему в этой задаче несколько последовательных проверок могут быть удобнее одного большого условия?</w:t>
       </w:r>
     </w:p>
     <w:p>
@@ -1688,6 +1648,7 @@
       </w:tblGrid>
       <w:tr>
         <w:trPr>
+          <w:trHeight w:val="81"/>
           <w:jc w:val="center"/>
         </w:trPr>
         <w:tc>
@@ -1710,22 +1671,54 @@
                 <w:rFonts w:ascii="Consolas" w:eastAsia="Consolas" w:hAnsi="Consolas"/>
                 <w:sz w:val="19"/>
               </w:rPr>
-              <w:t>int majorVersion;</w:t>
-            </w:r>
+              <w:t xml:space="preserve">int </w:t>
+            </w:r>
+            <w:proofErr w:type="spellStart"/>
             <w:r>
               <w:rPr>
                 <w:rFonts w:ascii="Consolas" w:eastAsia="Consolas" w:hAnsi="Consolas"/>
                 <w:sz w:val="19"/>
               </w:rPr>
-              <w:br/>
-            </w:r>
+              <w:t>majorVersion</w:t>
+            </w:r>
+            <w:proofErr w:type="spellEnd"/>
             <w:r>
               <w:rPr>
                 <w:rFonts w:ascii="Consolas" w:eastAsia="Consolas" w:hAnsi="Consolas"/>
                 <w:sz w:val="19"/>
               </w:rPr>
+              <w:t>;</w:t>
+            </w:r>
+            <w:r>
+              <w:rPr>
+                <w:rFonts w:ascii="Consolas" w:eastAsia="Consolas" w:hAnsi="Consolas"/>
+                <w:sz w:val="19"/>
+              </w:rPr>
+              <w:br/>
+            </w:r>
+            <w:r>
+              <w:rPr>
+                <w:rFonts w:ascii="Consolas" w:eastAsia="Consolas" w:hAnsi="Consolas"/>
+                <w:sz w:val="19"/>
+              </w:rPr>
               <w:lastRenderedPageBreak/>
-              <w:t>int minorVersion;</w:t>
+              <w:t xml:space="preserve">int </w:t>
+            </w:r>
+            <w:proofErr w:type="spellStart"/>
+            <w:r>
+              <w:rPr>
+                <w:rFonts w:ascii="Consolas" w:eastAsia="Consolas" w:hAnsi="Consolas"/>
+                <w:sz w:val="19"/>
+              </w:rPr>
+              <w:t>minorVersion</w:t>
+            </w:r>
+            <w:proofErr w:type="spellEnd"/>
+            <w:r>
+              <w:rPr>
+                <w:rFonts w:ascii="Consolas" w:eastAsia="Consolas" w:hAnsi="Consolas"/>
+                <w:sz w:val="19"/>
+              </w:rPr>
+              <w:t>;</w:t>
             </w:r>
           </w:p>
         </w:tc>
@@ -1734,6 +1727,7 @@
     <w:p>
       <w:pPr>
         <w:rPr>
+          <w:rFonts w:eastAsia="Times New Roman"/>
           <w:lang w:val="ru-RU"/>
         </w:rPr>
       </w:pPr>
@@ -1743,14 +1737,62 @@
           <w:lang w:val="ru-RU"/>
         </w:rPr>
         <w:lastRenderedPageBreak/>
-        <w:t>Программа поддерживает версии от 2.5 до 4.3 включительно. Самостоятельно составьте корректное логическое выражени</w:t>
-      </w:r>
-      <w:r>
+        <w:t>Программа поддерживает версии от 2.5 до 4.3 включительно. Самостоятельно составьте корректное логическое выражение.</w:t>
+      </w:r>
+    </w:p>
+    <w:p>
+      <w:pPr>
         <w:rPr>
           <w:rFonts w:eastAsia="Times New Roman"/>
           <w:lang w:val="ru-RU"/>
         </w:rPr>
-        <w:t>е.</w:t>
+      </w:pPr>
+    </w:p>
+    <w:p>
+      <w:pPr>
+        <w:rPr>
+          <w:lang w:val="ru-RU"/>
+        </w:rPr>
+      </w:pPr>
+      <w:r>
+        <w:rPr>
+          <w:lang w:val="ru-RU"/>
+        </w:rPr>
+        <w:drawing>
+          <wp:inline distT="0" distB="0" distL="0" distR="0" wp14:anchorId="62FA096C" wp14:editId="0848EB02">
+            <wp:extent cx="6440170" cy="4737735"/>
+            <wp:effectExtent l="0" t="0" r="0" b="5715"/>
+            <wp:docPr id="3" name="Рисунок 3"/>
+            <wp:cNvGraphicFramePr>
+              <a:graphicFrameLocks xmlns:a="http://schemas.openxmlformats.org/drawingml/2006/main" noChangeAspect="1"/>
+            </wp:cNvGraphicFramePr>
+            <a:graphic xmlns:a="http://schemas.openxmlformats.org/drawingml/2006/main">
+              <a:graphicData uri="http://schemas.openxmlformats.org/drawingml/2006/picture">
+                <pic:pic xmlns:pic="http://schemas.openxmlformats.org/drawingml/2006/picture">
+                  <pic:nvPicPr>
+                    <pic:cNvPr id="1" name=""/>
+                    <pic:cNvPicPr/>
+                  </pic:nvPicPr>
+                  <pic:blipFill>
+                    <a:blip r:embed="rId10"/>
+                    <a:stretch>
+                      <a:fillRect/>
+                    </a:stretch>
+                  </pic:blipFill>
+                  <pic:spPr>
+                    <a:xfrm>
+                      <a:off x="0" y="0"/>
+                      <a:ext cx="6440170" cy="4737735"/>
+                    </a:xfrm>
+                    <a:prstGeom prst="rect">
+                      <a:avLst/>
+                    </a:prstGeom>
+                  </pic:spPr>
+                </pic:pic>
+              </a:graphicData>
+            </a:graphic>
+          </wp:inline>
+        </w:drawing>
       </w:r>
     </w:p>
     <w:tbl>
@@ -2125,14 +2167,7 @@
                 <w:sz w:val="19"/>
               </w:rPr>
               <w:br/>
-              <w:t xml:space="preserve">bool </w:t>
-            </w:r>
-            <w:r>
-              <w:rPr>
-                <w:rFonts w:ascii="Consolas" w:eastAsia="Consolas" w:hAnsi="Consolas"/>
-                <w:sz w:val="19"/>
-              </w:rPr>
-              <w:t>correctExtension;</w:t>
+              <w:t>bool correctExtension;</w:t>
             </w:r>
             <w:r>
               <w:rPr>
@@ -2179,6 +2214,7 @@
         <w:rPr>
           <w:rFonts w:eastAsia="Times New Roman"/>
         </w:rPr>
+        <w:lastRenderedPageBreak/>
         <w:t>вирус не обнаружен.</w:t>
       </w:r>
     </w:p>
@@ -2261,19 +2297,17 @@
       </w:tr>
     </w:tbl>
     <w:p>
+      <w:pPr>
+        <w:rPr>
+          <w:rFonts w:eastAsia="Times New Roman"/>
+        </w:rPr>
+      </w:pPr>
       <w:r>
         <w:rPr>
           <w:rFonts w:eastAsia="Times New Roman"/>
           <w:lang w:val="ru-RU"/>
         </w:rPr>
-        <w:t xml:space="preserve">Если </w:t>
-      </w:r>
-      <w:r>
-        <w:rPr>
-          <w:rFonts w:eastAsia="Times New Roman"/>
-          <w:lang w:val="ru-RU"/>
-        </w:rPr>
-        <w:t xml:space="preserve">одновременно найден вирус и неправильное расширение, сначала выводить сообщение о вирусе. </w:t>
+        <w:t xml:space="preserve">Если одновременно найден вирус и неправильное расширение, сначала выводить сообщение о вирусе. </w:t>
       </w:r>
       <w:proofErr w:type="spellStart"/>
       <w:r>
@@ -2329,7 +2363,81 @@
         <w:rPr>
           <w:rFonts w:eastAsia="Times New Roman"/>
         </w:rPr>
-        <w:t xml:space="preserve"> порядок проверок.</w:t>
+        <w:t xml:space="preserve"> </w:t>
+      </w:r>
+      <w:proofErr w:type="spellStart"/>
+      <w:r>
+        <w:rPr>
+          <w:rFonts w:eastAsia="Times New Roman"/>
+        </w:rPr>
+        <w:t>порядок</w:t>
+      </w:r>
+      <w:proofErr w:type="spellEnd"/>
+      <w:r>
+        <w:rPr>
+          <w:rFonts w:eastAsia="Times New Roman"/>
+        </w:rPr>
+        <w:t xml:space="preserve"> </w:t>
+      </w:r>
+      <w:proofErr w:type="spellStart"/>
+      <w:r>
+        <w:rPr>
+          <w:rFonts w:eastAsia="Times New Roman"/>
+        </w:rPr>
+        <w:t>проверок</w:t>
+      </w:r>
+      <w:proofErr w:type="spellEnd"/>
+      <w:r>
+        <w:rPr>
+          <w:rFonts w:eastAsia="Times New Roman"/>
+        </w:rPr>
+        <w:t>.</w:t>
+      </w:r>
+    </w:p>
+    <w:p>
+      <w:pPr>
+        <w:rPr>
+          <w:rFonts w:eastAsia="Times New Roman"/>
+        </w:rPr>
+      </w:pPr>
+    </w:p>
+    <w:p>
+      <w:r>
+        <w:drawing>
+          <wp:inline distT="0" distB="0" distL="0" distR="0" wp14:anchorId="2F483DE5" wp14:editId="017B3A42">
+            <wp:extent cx="6020640" cy="6373114"/>
+            <wp:effectExtent l="0" t="0" r="0" b="8890"/>
+            <wp:docPr id="4" name="Рисунок 4"/>
+            <wp:cNvGraphicFramePr>
+              <a:graphicFrameLocks xmlns:a="http://schemas.openxmlformats.org/drawingml/2006/main" noChangeAspect="1"/>
+            </wp:cNvGraphicFramePr>
+            <a:graphic xmlns:a="http://schemas.openxmlformats.org/drawingml/2006/main">
+              <a:graphicData uri="http://schemas.openxmlformats.org/drawingml/2006/picture">
+                <pic:pic xmlns:pic="http://schemas.openxmlformats.org/drawingml/2006/picture">
+                  <pic:nvPicPr>
+                    <pic:cNvPr id="1" name=""/>
+                    <pic:cNvPicPr/>
+                  </pic:nvPicPr>
+                  <pic:blipFill>
+                    <a:blip r:embed="rId11"/>
+                    <a:stretch>
+                      <a:fillRect/>
+                    </a:stretch>
+                  </pic:blipFill>
+                  <pic:spPr>
+                    <a:xfrm>
+                      <a:off x="0" y="0"/>
+                      <a:ext cx="6020640" cy="6373114"/>
+                    </a:xfrm>
+                    <a:prstGeom prst="rect">
+                      <a:avLst/>
+                    </a:prstGeom>
+                  </pic:spPr>
+                </pic:pic>
+              </a:graphicData>
+            </a:graphic>
+          </wp:inline>
+        </w:drawing>
       </w:r>
     </w:p>
     <w:tbl>
@@ -2735,19 +2843,102 @@
       </w:tr>
     </w:tbl>
     <w:p>
+      <w:pPr>
+        <w:rPr>
+          <w:rFonts w:eastAsia="Times New Roman"/>
+        </w:rPr>
+      </w:pPr>
+      <w:proofErr w:type="spellStart"/>
       <w:r>
         <w:rPr>
           <w:rFonts w:eastAsia="Times New Roman"/>
           <w:b/>
           <w:color w:val="173A8A"/>
         </w:rPr>
-        <w:t xml:space="preserve">Требование: </w:t>
-      </w:r>
-      <w:r>
-        <w:rPr>
-          <w:rFonts w:eastAsia="Times New Roman"/>
-        </w:rPr>
-        <w:t>использовать только switch.</w:t>
+        <w:t>Требование</w:t>
+      </w:r>
+      <w:proofErr w:type="spellEnd"/>
+      <w:r>
+        <w:rPr>
+          <w:rFonts w:eastAsia="Times New Roman"/>
+          <w:b/>
+          <w:color w:val="173A8A"/>
+        </w:rPr>
+        <w:t xml:space="preserve">: </w:t>
+      </w:r>
+      <w:proofErr w:type="spellStart"/>
+      <w:r>
+        <w:rPr>
+          <w:rFonts w:eastAsia="Times New Roman"/>
+        </w:rPr>
+        <w:t>использовать</w:t>
+      </w:r>
+      <w:proofErr w:type="spellEnd"/>
+      <w:r>
+        <w:rPr>
+          <w:rFonts w:eastAsia="Times New Roman"/>
+        </w:rPr>
+        <w:t xml:space="preserve"> </w:t>
+      </w:r>
+      <w:proofErr w:type="spellStart"/>
+      <w:r>
+        <w:rPr>
+          <w:rFonts w:eastAsia="Times New Roman"/>
+        </w:rPr>
+        <w:t>только</w:t>
+      </w:r>
+      <w:proofErr w:type="spellEnd"/>
+      <w:r>
+        <w:rPr>
+          <w:rFonts w:eastAsia="Times New Roman"/>
+        </w:rPr>
+        <w:t xml:space="preserve"> switch.</w:t>
+      </w:r>
+    </w:p>
+    <w:p>
+      <w:pPr>
+        <w:rPr>
+          <w:rFonts w:eastAsia="Times New Roman"/>
+        </w:rPr>
+      </w:pPr>
+    </w:p>
+    <w:p>
+      <w:r>
+        <w:drawing>
+          <wp:inline distT="0" distB="0" distL="0" distR="0" wp14:anchorId="0880C398" wp14:editId="4EDC58BD">
+            <wp:extent cx="6315956" cy="6211167"/>
+            <wp:effectExtent l="0" t="0" r="8890" b="0"/>
+            <wp:docPr id="5" name="Рисунок 5"/>
+            <wp:cNvGraphicFramePr>
+              <a:graphicFrameLocks xmlns:a="http://schemas.openxmlformats.org/drawingml/2006/main" noChangeAspect="1"/>
+            </wp:cNvGraphicFramePr>
+            <a:graphic xmlns:a="http://schemas.openxmlformats.org/drawingml/2006/main">
+              <a:graphicData uri="http://schemas.openxmlformats.org/drawingml/2006/picture">
+                <pic:pic xmlns:pic="http://schemas.openxmlformats.org/drawingml/2006/picture">
+                  <pic:nvPicPr>
+                    <pic:cNvPr id="1" name=""/>
+                    <pic:cNvPicPr/>
+                  </pic:nvPicPr>
+                  <pic:blipFill>
+                    <a:blip r:embed="rId12"/>
+                    <a:stretch>
+                      <a:fillRect/>
+                    </a:stretch>
+                  </pic:blipFill>
+                  <pic:spPr>
+                    <a:xfrm>
+                      <a:off x="0" y="0"/>
+                      <a:ext cx="6315956" cy="6211167"/>
+                    </a:xfrm>
+                    <a:prstGeom prst="rect">
+                      <a:avLst/>
+                    </a:prstGeom>
+                  </pic:spPr>
+                </pic:pic>
+              </a:graphicData>
+            </a:graphic>
+          </wp:inline>
+        </w:drawing>
       </w:r>
     </w:p>
     <w:p>
@@ -2823,6 +3014,7 @@
                 <w:color w:val="FFFFFF"/>
                 <w:sz w:val="26"/>
               </w:rPr>
+              <w:lastRenderedPageBreak/>
               <w:t>6</w:t>
             </w:r>
           </w:p>
@@ -2907,13 +3099,6 @@
                 <w:sz w:val="19"/>
               </w:rPr>
               <w:br/>
-            </w:r>
-            <w:r>
-              <w:rPr>
-                <w:rFonts w:ascii="Consolas" w:eastAsia="Consolas" w:hAnsi="Consolas"/>
-                <w:sz w:val="19"/>
-              </w:rPr>
-              <w:lastRenderedPageBreak/>
               <w:t>p — push</w:t>
             </w:r>
             <w:r>
@@ -2939,6 +3124,7 @@
     <w:p>
       <w:pPr>
         <w:rPr>
+          <w:rFonts w:eastAsia="Times New Roman"/>
           <w:lang w:val="ru-RU"/>
         </w:rPr>
       </w:pPr>
@@ -2947,7 +3133,6 @@
           <w:rFonts w:eastAsia="Times New Roman"/>
           <w:lang w:val="ru-RU"/>
         </w:rPr>
-        <w:lastRenderedPageBreak/>
         <w:t xml:space="preserve">Использовать </w:t>
       </w:r>
       <w:r>
@@ -3040,6 +3225,53 @@
           <w:lang w:val="ru-RU"/>
         </w:rPr>
         <w:t>.</w:t>
+      </w:r>
+    </w:p>
+    <w:p>
+      <w:pPr>
+        <w:rPr>
+          <w:lang w:val="ru-RU"/>
+        </w:rPr>
+      </w:pPr>
+      <w:r>
+        <w:rPr>
+          <w:lang w:val="ru-RU"/>
+        </w:rPr>
+        <w:drawing>
+          <wp:inline distT="0" distB="0" distL="0" distR="0" wp14:anchorId="71CE4C8E" wp14:editId="125BD302">
+            <wp:extent cx="4296375" cy="6315956"/>
+            <wp:effectExtent l="0" t="0" r="9525" b="0"/>
+            <wp:docPr id="6" name="Рисунок 6"/>
+            <wp:cNvGraphicFramePr>
+              <a:graphicFrameLocks xmlns:a="http://schemas.openxmlformats.org/drawingml/2006/main" noChangeAspect="1"/>
+            </wp:cNvGraphicFramePr>
+            <a:graphic xmlns:a="http://schemas.openxmlformats.org/drawingml/2006/main">
+              <a:graphicData uri="http://schemas.openxmlformats.org/drawingml/2006/picture">
+                <pic:pic xmlns:pic="http://schemas.openxmlformats.org/drawingml/2006/picture">
+                  <pic:nvPicPr>
+                    <pic:cNvPr id="1" name=""/>
+                    <pic:cNvPicPr/>
+                  </pic:nvPicPr>
+                  <pic:blipFill>
+                    <a:blip r:embed="rId13"/>
+                    <a:stretch>
+                      <a:fillRect/>
+                    </a:stretch>
+                  </pic:blipFill>
+                  <pic:spPr>
+                    <a:xfrm>
+                      <a:off x="0" y="0"/>
+                      <a:ext cx="4296375" cy="6315956"/>
+                    </a:xfrm>
+                    <a:prstGeom prst="rect">
+                      <a:avLst/>
+                    </a:prstGeom>
+                  </pic:spPr>
+                </pic:pic>
+              </a:graphicData>
+            </a:graphic>
+          </wp:inline>
+        </w:drawing>
       </w:r>
     </w:p>
     <w:tbl>
@@ -3078,21 +3310,21 @@
                 <w:rFonts w:ascii="Consolas" w:eastAsia="Consolas" w:hAnsi="Consolas"/>
                 <w:sz w:val="19"/>
               </w:rPr>
-              <w:t>c</w:t>
+              <w:t>case 'p':</w:t>
             </w:r>
             <w:r>
               <w:rPr>
                 <w:rFonts w:ascii="Consolas" w:eastAsia="Consolas" w:hAnsi="Consolas"/>
                 <w:sz w:val="19"/>
               </w:rPr>
-              <w:t>ase 'p':</w:t>
+              <w:br/>
             </w:r>
             <w:r>
               <w:rPr>
                 <w:rFonts w:ascii="Consolas" w:eastAsia="Consolas" w:hAnsi="Consolas"/>
                 <w:sz w:val="19"/>
               </w:rPr>
-              <w:br/>
+              <w:lastRenderedPageBreak/>
               <w:t>case 'P':</w:t>
             </w:r>
           </w:p>
@@ -3126,6 +3358,7 @@
                 <w:color w:val="FFFFFF"/>
                 <w:sz w:val="26"/>
               </w:rPr>
+              <w:lastRenderedPageBreak/>
               <w:t>7</w:t>
             </w:r>
           </w:p>
@@ -3257,15 +3490,123 @@
                 <w:rFonts w:ascii="Consolas" w:eastAsia="Consolas" w:hAnsi="Consolas"/>
                 <w:sz w:val="19"/>
               </w:rPr>
-              <w:t>bool testsPassed;</w:t>
-            </w:r>
+              <w:t xml:space="preserve">bool </w:t>
+            </w:r>
+            <w:proofErr w:type="spellStart"/>
             <w:r>
               <w:rPr>
                 <w:rFonts w:ascii="Consolas" w:eastAsia="Consolas" w:hAnsi="Consolas"/>
                 <w:sz w:val="19"/>
               </w:rPr>
+              <w:t>testsPassed</w:t>
+            </w:r>
+            <w:proofErr w:type="spellEnd"/>
+            <w:r>
+              <w:rPr>
+                <w:rFonts w:ascii="Consolas" w:eastAsia="Consolas" w:hAnsi="Consolas"/>
+                <w:sz w:val="19"/>
+              </w:rPr>
+              <w:t>;</w:t>
+            </w:r>
+            <w:r>
+              <w:rPr>
+                <w:rFonts w:ascii="Consolas" w:eastAsia="Consolas" w:hAnsi="Consolas"/>
+                <w:sz w:val="19"/>
+              </w:rPr>
               <w:br/>
-              <w:t>bool compilerErrors;</w:t>
+              <w:t xml:space="preserve">bool </w:t>
+            </w:r>
+            <w:proofErr w:type="spellStart"/>
+            <w:r>
+              <w:rPr>
+                <w:rFonts w:ascii="Consolas" w:eastAsia="Consolas" w:hAnsi="Consolas"/>
+                <w:sz w:val="19"/>
+              </w:rPr>
+              <w:t>compilerErrors</w:t>
+            </w:r>
+            <w:proofErr w:type="spellEnd"/>
+            <w:r>
+              <w:rPr>
+                <w:rFonts w:ascii="Consolas" w:eastAsia="Consolas" w:hAnsi="Consolas"/>
+                <w:sz w:val="19"/>
+              </w:rPr>
+              <w:t>;</w:t>
+            </w:r>
+          </w:p>
+        </w:tc>
+      </w:tr>
+      <w:tr>
+        <w:trPr>
+          <w:jc w:val="center"/>
+        </w:trPr>
+        <w:tc>
+          <w:tcPr>
+            <w:tcW w:w="10142" w:type="dxa"/>
+            <w:tcBorders>
+              <w:top w:val="single" w:sz="5" w:space="0" w:color="D0D7E2"/>
+              <w:left w:val="single" w:sz="5" w:space="0" w:color="D0D7E2"/>
+              <w:bottom w:val="single" w:sz="5" w:space="0" w:color="D0D7E2"/>
+              <w:right w:val="single" w:sz="5" w:space="0" w:color="D0D7E2"/>
+            </w:tcBorders>
+            <w:shd w:val="clear" w:color="auto" w:fill="F7F8FA"/>
+          </w:tcPr>
+          <w:p>
+            <w:pPr>
+              <w:spacing w:after="0" w:line="240" w:lineRule="auto"/>
+              <w:rPr>
+                <w:rFonts w:ascii="Consolas" w:eastAsia="Consolas" w:hAnsi="Consolas"/>
+                <w:sz w:val="19"/>
+              </w:rPr>
+            </w:pPr>
+          </w:p>
+          <w:p>
+            <w:pPr>
+              <w:spacing w:after="0" w:line="240" w:lineRule="auto"/>
+              <w:rPr>
+                <w:rFonts w:ascii="Consolas" w:eastAsia="Consolas" w:hAnsi="Consolas"/>
+                <w:sz w:val="19"/>
+              </w:rPr>
+            </w:pPr>
+            <w:r>
+              <w:rPr>
+                <w:rFonts w:ascii="Consolas" w:eastAsia="Consolas" w:hAnsi="Consolas"/>
+                <w:sz w:val="19"/>
+              </w:rPr>
+              <w:drawing>
+                <wp:inline distT="0" distB="0" distL="0" distR="0" wp14:anchorId="6A8DCE54" wp14:editId="5D315617">
+                  <wp:extent cx="4210638" cy="5706271"/>
+                  <wp:effectExtent l="0" t="0" r="0" b="0"/>
+                  <wp:docPr id="8" name="Рисунок 8"/>
+                  <wp:cNvGraphicFramePr>
+                    <a:graphicFrameLocks xmlns:a="http://schemas.openxmlformats.org/drawingml/2006/main" noChangeAspect="1"/>
+                  </wp:cNvGraphicFramePr>
+                  <a:graphic xmlns:a="http://schemas.openxmlformats.org/drawingml/2006/main">
+                    <a:graphicData uri="http://schemas.openxmlformats.org/drawingml/2006/picture">
+                      <pic:pic xmlns:pic="http://schemas.openxmlformats.org/drawingml/2006/picture">
+                        <pic:nvPicPr>
+                          <pic:cNvPr id="1" name=""/>
+                          <pic:cNvPicPr/>
+                        </pic:nvPicPr>
+                        <pic:blipFill>
+                          <a:blip r:embed="rId14"/>
+                          <a:stretch>
+                            <a:fillRect/>
+                          </a:stretch>
+                        </pic:blipFill>
+                        <pic:spPr>
+                          <a:xfrm>
+                            <a:off x="0" y="0"/>
+                            <a:ext cx="4210638" cy="5706271"/>
+                          </a:xfrm>
+                          <a:prstGeom prst="rect">
+                            <a:avLst/>
+                          </a:prstGeom>
+                        </pic:spPr>
+                      </pic:pic>
+                    </a:graphicData>
+                  </a:graphic>
+                </wp:inline>
+              </w:drawing>
             </w:r>
           </w:p>
         </w:tc>
@@ -3274,7 +3615,7 @@
     <w:tbl>
       <w:tblPr>
         <w:tblStyle w:val="aff0"/>
-        <w:tblW w:w="0" w:type="auto"/>
+        <w:tblW w:w="11874" w:type="dxa"/>
         <w:jc w:val="center"/>
         <w:tblLayout w:type="fixed"/>
         <w:tblLook w:val="04A0" w:firstRow="1" w:lastRow="0" w:firstColumn="1" w:lastColumn="0" w:noHBand="0" w:noVBand="1"/>
@@ -3298,6 +3639,7 @@
             <w:pPr>
               <w:jc w:val="center"/>
             </w:pPr>
+            <w:proofErr w:type="spellStart"/>
             <w:r>
               <w:rPr>
                 <w:rFonts w:eastAsia="Times New Roman"/>
@@ -3307,11 +3649,12 @@
               </w:rPr>
               <w:t>Режим</w:t>
             </w:r>
+            <w:proofErr w:type="spellEnd"/>
           </w:p>
         </w:tc>
         <w:tc>
           <w:tcPr>
-            <w:tcW w:w="5071" w:type="dxa"/>
+            <w:tcW w:w="6803" w:type="dxa"/>
             <w:shd w:val="clear" w:color="auto" w:fill="DCE6FF"/>
             <w:vAlign w:val="center"/>
           </w:tcPr>
@@ -3337,7 +3680,7 @@
         </w:trPr>
         <w:tc>
           <w:tcPr>
-            <w:tcW w:w="2268" w:type="dxa"/>
+            <w:tcW w:w="5071" w:type="dxa"/>
           </w:tcPr>
           <w:p>
             <w:r>
@@ -3376,7 +3719,7 @@
         </w:trPr>
         <w:tc>
           <w:tcPr>
-            <w:tcW w:w="2268" w:type="dxa"/>
+            <w:tcW w:w="5071" w:type="dxa"/>
           </w:tcPr>
           <w:p>
             <w:r>
@@ -3404,15 +3747,7 @@
                 <w:sz w:val="20"/>
                 <w:lang w:val="ru-RU"/>
               </w:rPr>
-              <w:t xml:space="preserve">Нет ошибок компиляции и все </w:t>
-            </w:r>
-            <w:r>
-              <w:rPr>
-                <w:rFonts w:eastAsia="Times New Roman"/>
-                <w:sz w:val="20"/>
-                <w:lang w:val="ru-RU"/>
-              </w:rPr>
-              <w:t>тесты пройдены.</w:t>
+              <w:t>Нет ошибок компиляции и все тесты пройдены.</w:t>
             </w:r>
           </w:p>
         </w:tc>
@@ -3423,7 +3758,7 @@
         </w:trPr>
         <w:tc>
           <w:tcPr>
-            <w:tcW w:w="2268" w:type="dxa"/>
+            <w:tcW w:w="5071" w:type="dxa"/>
           </w:tcPr>
           <w:p>
             <w:r>
@@ -3460,14 +3795,23 @@
     <w:p>
       <w:pPr>
         <w:rPr>
+          <w:rFonts w:eastAsia="Times New Roman"/>
           <w:lang w:val="ru-RU"/>
         </w:rPr>
       </w:pPr>
-      <w:r>
-        <w:rPr>
-          <w:rFonts w:eastAsia="Times New Roman"/>
+    </w:p>
+    <w:p>
+      <w:pPr>
+        <w:rPr>
           <w:lang w:val="ru-RU"/>
         </w:rPr>
+      </w:pPr>
+      <w:r>
+        <w:rPr>
+          <w:rFonts w:eastAsia="Times New Roman"/>
+          <w:lang w:val="ru-RU"/>
+        </w:rPr>
+        <w:lastRenderedPageBreak/>
         <w:t xml:space="preserve">Использовать </w:t>
       </w:r>
       <w:r>
@@ -3622,14 +3966,7 @@
                 <w:sz w:val="19"/>
               </w:rPr>
               <w:br/>
-              <w:t xml:space="preserve">bool verified = </w:t>
-            </w:r>
-            <w:r>
-              <w:rPr>
-                <w:rFonts w:ascii="Consolas" w:eastAsia="Consolas" w:hAnsi="Consolas"/>
-                <w:sz w:val="19"/>
-              </w:rPr>
-              <w:t>true;</w:t>
+              <w:t>bool verified = true;</w:t>
             </w:r>
             <w:r>
               <w:rPr>
@@ -3760,28 +4097,82 @@
         </w:rPr>
         <w:t>Что выведет программа?</w:t>
       </w:r>
+      <w:r>
+        <w:rPr>
+          <w:rFonts w:eastAsia="Times New Roman"/>
+          <w:lang w:val="ru-RU"/>
+        </w:rPr>
+        <w:t xml:space="preserve"> </w:t>
+      </w:r>
+      <w:r>
+        <w:rPr>
+          <w:rFonts w:eastAsia="Times New Roman"/>
+        </w:rPr>
+        <w:t>Full</w:t>
+      </w:r>
+      <w:r>
+        <w:rPr>
+          <w:rFonts w:eastAsia="Times New Roman"/>
+          <w:lang w:val="ru-RU"/>
+        </w:rPr>
+        <w:t xml:space="preserve"> </w:t>
+      </w:r>
+      <w:r>
+        <w:rPr>
+          <w:rFonts w:eastAsia="Times New Roman"/>
+        </w:rPr>
+        <w:t>access</w:t>
+      </w:r>
     </w:p>
     <w:p>
       <w:pPr>
         <w:spacing w:after="40" w:line="259" w:lineRule="auto"/>
-        <w:rPr>
+      </w:pPr>
+      <w:r>
+        <w:rPr>
+          <w:rFonts w:eastAsia="Times New Roman"/>
+          <w:b/>
+        </w:rPr>
+        <w:t xml:space="preserve">2. </w:t>
+      </w:r>
+      <w:r>
+        <w:rPr>
+          <w:rFonts w:eastAsia="Times New Roman"/>
           <w:lang w:val="ru-RU"/>
         </w:rPr>
-      </w:pPr>
-      <w:r>
-        <w:rPr>
-          <w:rFonts w:eastAsia="Times New Roman"/>
-          <w:b/>
+        <w:t>Что</w:t>
+      </w:r>
+      <w:r>
+        <w:rPr>
+          <w:rFonts w:eastAsia="Times New Roman"/>
+        </w:rPr>
+        <w:t xml:space="preserve"> </w:t>
+      </w:r>
+      <w:r>
+        <w:rPr>
+          <w:rFonts w:eastAsia="Times New Roman"/>
           <w:lang w:val="ru-RU"/>
         </w:rPr>
-        <w:t xml:space="preserve">2. </w:t>
+        <w:t>будет</w:t>
+      </w:r>
+      <w:r>
+        <w:rPr>
+          <w:rFonts w:eastAsia="Times New Roman"/>
+        </w:rPr>
+        <w:t xml:space="preserve"> </w:t>
       </w:r>
       <w:r>
         <w:rPr>
           <w:rFonts w:eastAsia="Times New Roman"/>
           <w:lang w:val="ru-RU"/>
         </w:rPr>
-        <w:t xml:space="preserve">Что будет при </w:t>
+        <w:t>при</w:t>
+      </w:r>
+      <w:r>
+        <w:rPr>
+          <w:rFonts w:eastAsia="Times New Roman"/>
+        </w:rPr>
+        <w:t xml:space="preserve"> </w:t>
       </w:r>
       <w:r>
         <w:rPr>
@@ -3792,17 +4183,26 @@
       <w:r>
         <w:rPr>
           <w:rFonts w:eastAsia="Times New Roman"/>
-          <w:lang w:val="ru-RU"/>
         </w:rPr>
         <w:t xml:space="preserve"> = 1?</w:t>
+      </w:r>
+      <w:r>
+        <w:rPr>
+          <w:rFonts w:eastAsia="Times New Roman"/>
+        </w:rPr>
+        <w:t xml:space="preserve"> </w:t>
+      </w:r>
+      <w:r>
+        <w:rPr>
+          <w:rFonts w:ascii="Consolas" w:eastAsia="Consolas" w:hAnsi="Consolas"/>
+          <w:sz w:val="19"/>
+        </w:rPr>
+        <w:t>Limited access</w:t>
       </w:r>
     </w:p>
     <w:p>
       <w:pPr>
         <w:spacing w:after="40" w:line="259" w:lineRule="auto"/>
-        <w:rPr>
-          <w:lang w:val="ru-RU"/>
-        </w:rPr>
       </w:pPr>
       <w:r>
         <w:rPr>
@@ -3823,13 +4223,7 @@
         <w:rPr>
           <w:rFonts w:eastAsia="Times New Roman"/>
         </w:rPr>
-        <w:t>v</w:t>
-      </w:r>
-      <w:r>
-        <w:rPr>
-          <w:rFonts w:eastAsia="Times New Roman"/>
-        </w:rPr>
-        <w:t>erified</w:t>
+        <w:t>verified</w:t>
       </w:r>
       <w:r>
         <w:rPr>
@@ -3850,29 +4244,71 @@
           <w:lang w:val="ru-RU"/>
         </w:rPr>
         <w:t>?</w:t>
+      </w:r>
+      <w:r>
+        <w:rPr>
+          <w:rFonts w:eastAsia="Times New Roman"/>
+          <w:lang w:val="ru-RU"/>
+        </w:rPr>
+        <w:t xml:space="preserve"> </w:t>
+      </w:r>
+      <w:r>
+        <w:rPr>
+          <w:rFonts w:ascii="Consolas" w:eastAsia="Consolas" w:hAnsi="Consolas"/>
+          <w:sz w:val="19"/>
+        </w:rPr>
+        <w:t>Limited access</w:t>
       </w:r>
     </w:p>
     <w:p>
       <w:pPr>
         <w:spacing w:after="40" w:line="259" w:lineRule="auto"/>
-        <w:rPr>
+      </w:pPr>
+      <w:r>
+        <w:rPr>
+          <w:rFonts w:eastAsia="Times New Roman"/>
+          <w:b/>
+        </w:rPr>
+        <w:t xml:space="preserve">4. </w:t>
+      </w:r>
+      <w:r>
+        <w:rPr>
+          <w:rFonts w:eastAsia="Times New Roman"/>
           <w:lang w:val="ru-RU"/>
         </w:rPr>
-      </w:pPr>
-      <w:r>
-        <w:rPr>
-          <w:rFonts w:eastAsia="Times New Roman"/>
-          <w:b/>
+        <w:t>Что</w:t>
+      </w:r>
+      <w:r>
+        <w:rPr>
+          <w:rFonts w:eastAsia="Times New Roman"/>
+        </w:rPr>
+        <w:t xml:space="preserve"> </w:t>
+      </w:r>
+      <w:r>
+        <w:rPr>
+          <w:rFonts w:eastAsia="Times New Roman"/>
           <w:lang w:val="ru-RU"/>
         </w:rPr>
-        <w:t xml:space="preserve">4. </w:t>
+        <w:t>будет</w:t>
+      </w:r>
+      <w:r>
+        <w:rPr>
+          <w:rFonts w:eastAsia="Times New Roman"/>
+        </w:rPr>
+        <w:t xml:space="preserve"> </w:t>
       </w:r>
       <w:r>
         <w:rPr>
           <w:rFonts w:eastAsia="Times New Roman"/>
           <w:lang w:val="ru-RU"/>
         </w:rPr>
-        <w:t xml:space="preserve">Что будет при </w:t>
+        <w:t>при</w:t>
+      </w:r>
+      <w:r>
+        <w:rPr>
+          <w:rFonts w:eastAsia="Times New Roman"/>
+        </w:rPr>
+        <w:t xml:space="preserve"> </w:t>
       </w:r>
       <w:r>
         <w:rPr>
@@ -3883,7 +4319,6 @@
       <w:r>
         <w:rPr>
           <w:rFonts w:eastAsia="Times New Roman"/>
-          <w:lang w:val="ru-RU"/>
         </w:rPr>
         <w:t xml:space="preserve"> = </w:t>
       </w:r>
@@ -3896,9 +4331,20 @@
       <w:r>
         <w:rPr>
           <w:rFonts w:eastAsia="Times New Roman"/>
-          <w:lang w:val="ru-RU"/>
         </w:rPr>
         <w:t>?</w:t>
+      </w:r>
+      <w:r>
+        <w:rPr>
+          <w:rFonts w:eastAsia="Times New Roman"/>
+        </w:rPr>
+        <w:t xml:space="preserve"> </w:t>
+      </w:r>
+      <w:r>
+        <w:rPr>
+          <w:rFonts w:eastAsia="Times New Roman"/>
+        </w:rPr>
+        <w:t>blocked</w:t>
       </w:r>
     </w:p>
     <w:p>
@@ -3970,6 +4416,20 @@
           <w:lang w:val="ru-RU"/>
         </w:rPr>
         <w:t>?</w:t>
+      </w:r>
+      <w:r>
+        <w:rPr>
+          <w:rFonts w:eastAsia="Times New Roman"/>
+          <w:lang w:val="ru-RU"/>
+        </w:rPr>
+        <w:t xml:space="preserve"> </w:t>
+      </w:r>
+      <w:r>
+        <w:rPr>
+          <w:rFonts w:eastAsia="Times New Roman"/>
+          <w:lang w:val="ru-RU"/>
+        </w:rPr>
+        <w:t>нет</w:t>
       </w:r>
     </w:p>
     <w:tbl>
@@ -4106,7 +4566,6 @@
                 <w:rFonts w:ascii="Consolas" w:eastAsia="Consolas" w:hAnsi="Consolas"/>
                 <w:sz w:val="19"/>
               </w:rPr>
-              <w:lastRenderedPageBreak/>
               <w:t>if (size &gt;= 1 || size &lt;= 50)</w:t>
             </w:r>
             <w:r>
@@ -4123,12 +4582,6 @@
                 <w:sz w:val="19"/>
               </w:rPr>
               <w:br/>
-            </w:r>
-            <w:r>
-              <w:rPr>
-                <w:rFonts w:ascii="Consolas" w:eastAsia="Consolas" w:hAnsi="Consolas"/>
-                <w:sz w:val="19"/>
-              </w:rPr>
               <w:t xml:space="preserve">    cout &lt;&lt; "Upload allowed";</w:t>
             </w:r>
             <w:r>
@@ -4165,13 +4618,17 @@
         </w:rPr>
         <w:t>Правильно ли работает условие?</w:t>
       </w:r>
+      <w:r>
+        <w:rPr>
+          <w:rFonts w:eastAsia="Times New Roman"/>
+          <w:lang w:val="ru-RU"/>
+        </w:rPr>
+        <w:t xml:space="preserve"> Нет</w:t>
+      </w:r>
     </w:p>
     <w:p>
       <w:pPr>
         <w:spacing w:after="40" w:line="259" w:lineRule="auto"/>
-        <w:rPr>
-          <w:lang w:val="ru-RU"/>
-        </w:rPr>
       </w:pPr>
       <w:r>
         <w:rPr>
@@ -4200,6 +4657,19 @@
           <w:lang w:val="ru-RU"/>
         </w:rPr>
         <w:t>, которое покажет ошибку.</w:t>
+      </w:r>
+      <w:r>
+        <w:rPr>
+          <w:rFonts w:eastAsia="Times New Roman"/>
+          <w:lang w:val="ru-RU"/>
+        </w:rPr>
+        <w:t xml:space="preserve"> </w:t>
+      </w:r>
+      <w:r>
+        <w:rPr>
+          <w:rFonts w:eastAsia="Times New Roman"/>
+        </w:rPr>
+        <w:t>Size &lt; 1, size &gt; 50</w:t>
       </w:r>
     </w:p>
     <w:p>
@@ -4222,7 +4692,91 @@
           <w:rFonts w:eastAsia="Times New Roman"/>
           <w:lang w:val="ru-RU"/>
         </w:rPr>
-        <w:t>Исправьте условие.</w:t>
+        <w:t>Исправьте</w:t>
+      </w:r>
+      <w:r>
+        <w:rPr>
+          <w:rFonts w:eastAsia="Times New Roman"/>
+          <w:lang w:val="ru-RU"/>
+        </w:rPr>
+        <w:t xml:space="preserve"> </w:t>
+      </w:r>
+      <w:r>
+        <w:rPr>
+          <w:rFonts w:eastAsia="Times New Roman"/>
+          <w:lang w:val="ru-RU"/>
+        </w:rPr>
+        <w:t>условие</w:t>
+      </w:r>
+      <w:r>
+        <w:rPr>
+          <w:rFonts w:eastAsia="Times New Roman"/>
+          <w:lang w:val="ru-RU"/>
+        </w:rPr>
+        <w:t>.</w:t>
+      </w:r>
+      <w:r>
+        <w:rPr>
+          <w:rFonts w:eastAsia="Times New Roman"/>
+          <w:lang w:val="ru-RU"/>
+        </w:rPr>
+        <w:t xml:space="preserve"> </w:t>
+      </w:r>
+      <w:proofErr w:type="gramStart"/>
+      <w:r>
+        <w:rPr>
+          <w:rFonts w:ascii="Consolas" w:eastAsia="Consolas" w:hAnsi="Consolas"/>
+          <w:sz w:val="19"/>
+        </w:rPr>
+        <w:t>size</w:t>
+      </w:r>
+      <w:r>
+        <w:rPr>
+          <w:rFonts w:ascii="Consolas" w:eastAsia="Consolas" w:hAnsi="Consolas"/>
+          <w:sz w:val="19"/>
+          <w:lang w:val="ru-RU"/>
+        </w:rPr>
+        <w:t xml:space="preserve"> &gt;</w:t>
+      </w:r>
+      <w:proofErr w:type="gramEnd"/>
+      <w:r>
+        <w:rPr>
+          <w:rFonts w:ascii="Consolas" w:eastAsia="Consolas" w:hAnsi="Consolas"/>
+          <w:sz w:val="19"/>
+          <w:lang w:val="ru-RU"/>
+        </w:rPr>
+        <w:t xml:space="preserve">= 1 </w:t>
+      </w:r>
+      <w:r>
+        <w:rPr>
+          <w:rFonts w:ascii="Consolas" w:eastAsia="Consolas" w:hAnsi="Consolas"/>
+          <w:sz w:val="19"/>
+          <w:lang w:val="ru-RU"/>
+        </w:rPr>
+        <w:t>&amp;&amp;</w:t>
+      </w:r>
+      <w:r>
+        <w:rPr>
+          <w:rFonts w:ascii="Consolas" w:eastAsia="Consolas" w:hAnsi="Consolas"/>
+          <w:sz w:val="19"/>
+          <w:lang w:val="ru-RU"/>
+        </w:rPr>
+        <w:t xml:space="preserve"> </w:t>
+      </w:r>
+      <w:r>
+        <w:rPr>
+          <w:rFonts w:ascii="Consolas" w:eastAsia="Consolas" w:hAnsi="Consolas"/>
+          <w:sz w:val="19"/>
+        </w:rPr>
+        <w:t>size</w:t>
+      </w:r>
+      <w:r>
+        <w:rPr>
+          <w:rFonts w:ascii="Consolas" w:eastAsia="Consolas" w:hAnsi="Consolas"/>
+          <w:sz w:val="19"/>
+          <w:lang w:val="ru-RU"/>
+        </w:rPr>
+        <w:t xml:space="preserve"> &lt;= 50</w:t>
       </w:r>
     </w:p>
     <w:p>
@@ -4246,6 +4800,33 @@
           <w:lang w:val="ru-RU"/>
         </w:rPr>
         <w:t>Объясните, почему нужен именно выбранный логический оператор.</w:t>
+      </w:r>
+      <w:r>
+        <w:rPr>
+          <w:rFonts w:eastAsia="Times New Roman"/>
+          <w:lang w:val="ru-RU"/>
+        </w:rPr>
+        <w:t xml:space="preserve"> </w:t>
+      </w:r>
+      <w:r>
+        <w:rPr>
+          <w:rFonts w:eastAsia="Times New Roman"/>
+          <w:lang w:val="ru-RU"/>
+        </w:rPr>
+        <w:t xml:space="preserve">Он работает при двух </w:t>
+      </w:r>
+      <w:r>
+        <w:rPr>
+          <w:rFonts w:eastAsia="Times New Roman"/>
+        </w:rPr>
+        <w:t xml:space="preserve">true </w:t>
+      </w:r>
+      <w:r>
+        <w:rPr>
+          <w:rFonts w:eastAsia="Times New Roman"/>
+          <w:lang w:val="ru-RU"/>
+        </w:rPr>
+        <w:t>с обоих сторон</w:t>
       </w:r>
     </w:p>
     <w:tbl>
@@ -4323,16 +4904,7 @@
                 <w:color w:val="173A8A"/>
                 <w:sz w:val="25"/>
               </w:rPr>
-              <w:t>Pu</w:t>
-            </w:r>
-            <w:r>
-              <w:rPr>
-                <w:rFonts w:eastAsia="Times New Roman"/>
-                <w:b/>
-                <w:color w:val="173A8A"/>
-                <w:sz w:val="25"/>
-              </w:rPr>
-              <w:t>ll</w:t>
+              <w:t>Pull</w:t>
             </w:r>
             <w:r>
               <w:rPr>
@@ -4593,14 +5165,7 @@
                 <w:rFonts w:eastAsia="Times New Roman"/>
                 <w:sz w:val="20"/>
               </w:rPr>
-              <w:t xml:space="preserve">buildPassed, testsPassed, reviewApproved, нет </w:t>
-            </w:r>
-            <w:r>
-              <w:rPr>
-                <w:rFonts w:eastAsia="Times New Roman"/>
-                <w:sz w:val="20"/>
-              </w:rPr>
-              <w:t>конфликтов</w:t>
+              <w:t>buildPassed, testsPassed, reviewApproved, нет конфликтов</w:t>
             </w:r>
           </w:p>
         </w:tc>
@@ -4758,15 +5323,7 @@
           <w:b/>
           <w:lang w:val="ru-RU"/>
         </w:rPr>
-        <w:t xml:space="preserve">Программа должна выводить тип ветки, результат проверки и, при отказе, </w:t>
-      </w:r>
-      <w:r>
-        <w:rPr>
-          <w:rFonts w:eastAsia="Times New Roman"/>
-          <w:b/>
-          <w:lang w:val="ru-RU"/>
-        </w:rPr>
-        <w:t xml:space="preserve">причину. </w:t>
+        <w:t xml:space="preserve">Программа должна выводить тип ветки, результат проверки и, при отказе, причину. </w:t>
       </w:r>
       <w:proofErr w:type="spellStart"/>
       <w:r>
@@ -4923,13 +5480,7 @@
         <w:rPr>
           <w:rFonts w:eastAsia="Times New Roman"/>
         </w:rPr>
-        <w:t>предусмотр</w:t>
-      </w:r>
-      <w:r>
-        <w:rPr>
-          <w:rFonts w:eastAsia="Times New Roman"/>
-        </w:rPr>
-        <w:t>еть</w:t>
+        <w:t>предусмотреть</w:t>
       </w:r>
       <w:proofErr w:type="spellEnd"/>
       <w:r>
@@ -5084,14 +5635,7 @@
           <w:rFonts w:eastAsia="Times New Roman"/>
           <w:lang w:val="ru-RU"/>
         </w:rPr>
-        <w:t xml:space="preserve">Скриншоты выполнения итоговой </w:t>
-      </w:r>
-      <w:r>
-        <w:rPr>
-          <w:rFonts w:eastAsia="Times New Roman"/>
-          <w:lang w:val="ru-RU"/>
-        </w:rPr>
-        <w:t>программы.</w:t>
+        <w:t>Скриншоты выполнения итоговой программы.</w:t>
       </w:r>
     </w:p>
     <w:p>
@@ -5146,7 +5690,7 @@
     <w:tbl>
       <w:tblPr>
         <w:tblStyle w:val="aff0"/>
-        <w:tblW w:w="0" w:type="auto"/>
+        <w:tblW w:w="11379" w:type="dxa"/>
         <w:jc w:val="center"/>
         <w:tblLayout w:type="fixed"/>
         <w:tblLook w:val="04A0" w:firstRow="1" w:lastRow="0" w:firstColumn="1" w:lastColumn="0" w:noHBand="0" w:noVBand="1"/>
@@ -5185,7 +5729,7 @@
         </w:tc>
         <w:tc>
           <w:tcPr>
-            <w:tcW w:w="2535" w:type="dxa"/>
+            <w:tcW w:w="2948" w:type="dxa"/>
             <w:shd w:val="clear" w:color="auto" w:fill="DCE6FF"/>
             <w:vAlign w:val="center"/>
           </w:tcPr>
@@ -5206,7 +5750,7 @@
         </w:tc>
         <w:tc>
           <w:tcPr>
-            <w:tcW w:w="2535" w:type="dxa"/>
+            <w:tcW w:w="2948" w:type="dxa"/>
             <w:shd w:val="clear" w:color="auto" w:fill="DCE6FF"/>
             <w:vAlign w:val="center"/>
           </w:tcPr>
@@ -5227,7 +5771,7 @@
         </w:tc>
         <w:tc>
           <w:tcPr>
-            <w:tcW w:w="2535" w:type="dxa"/>
+            <w:tcW w:w="2948" w:type="dxa"/>
             <w:shd w:val="clear" w:color="auto" w:fill="DCE6FF"/>
             <w:vAlign w:val="center"/>
           </w:tcPr>
@@ -5253,7 +5797,7 @@
         </w:trPr>
         <w:tc>
           <w:tcPr>
-            <w:tcW w:w="567" w:type="dxa"/>
+            <w:tcW w:w="2535" w:type="dxa"/>
           </w:tcPr>
           <w:p>
             <w:r>
@@ -5269,19 +5813,39 @@
           <w:tcPr>
             <w:tcW w:w="2948" w:type="dxa"/>
           </w:tcPr>
-          <w:p/>
+          <w:p>
+            <w:pPr>
+              <w:rPr>
+                <w:lang w:val="ru-RU"/>
+              </w:rPr>
+            </w:pPr>
+            <w:r>
+              <w:rPr>
+                <w:lang w:val="ru-RU"/>
+              </w:rPr>
+              <w:t xml:space="preserve">5 1 1 1 1 </w:t>
+            </w:r>
+          </w:p>
         </w:tc>
         <w:tc>
           <w:tcPr>
             <w:tcW w:w="2948" w:type="dxa"/>
           </w:tcPr>
-          <w:p/>
+          <w:p>
+            <w:r>
+              <w:t>No branch</w:t>
+            </w:r>
+          </w:p>
         </w:tc>
         <w:tc>
           <w:tcPr>
             <w:tcW w:w="2948" w:type="dxa"/>
           </w:tcPr>
-          <w:p/>
+          <w:p>
+            <w:r>
+              <w:t>No branch</w:t>
+            </w:r>
+          </w:p>
         </w:tc>
       </w:tr>
       <w:tr>
@@ -5290,7 +5854,7 @@
         </w:trPr>
         <w:tc>
           <w:tcPr>
-            <w:tcW w:w="567" w:type="dxa"/>
+            <w:tcW w:w="2535" w:type="dxa"/>
           </w:tcPr>
           <w:p>
             <w:r>
@@ -5306,19 +5870,39 @@
           <w:tcPr>
             <w:tcW w:w="2948" w:type="dxa"/>
           </w:tcPr>
-          <w:p/>
+          <w:p>
+            <w:pPr>
+              <w:rPr>
+                <w:lang w:val="ru-RU"/>
+              </w:rPr>
+            </w:pPr>
+            <w:r>
+              <w:rPr>
+                <w:lang w:val="ru-RU"/>
+              </w:rPr>
+              <w:t>1 1 1 1 0</w:t>
+            </w:r>
+          </w:p>
         </w:tc>
         <w:tc>
           <w:tcPr>
             <w:tcW w:w="2948" w:type="dxa"/>
           </w:tcPr>
-          <w:p/>
+          <w:p>
+            <w:r>
+              <w:t>Feature</w:t>
+            </w:r>
+          </w:p>
         </w:tc>
         <w:tc>
           <w:tcPr>
             <w:tcW w:w="2948" w:type="dxa"/>
           </w:tcPr>
-          <w:p/>
+          <w:p>
+            <w:r>
+              <w:t>Feature</w:t>
+            </w:r>
+          </w:p>
         </w:tc>
       </w:tr>
       <w:tr>
@@ -5327,7 +5911,7 @@
         </w:trPr>
         <w:tc>
           <w:tcPr>
-            <w:tcW w:w="567" w:type="dxa"/>
+            <w:tcW w:w="2535" w:type="dxa"/>
           </w:tcPr>
           <w:p>
             <w:r>
@@ -5343,19 +5927,39 @@
           <w:tcPr>
             <w:tcW w:w="2948" w:type="dxa"/>
           </w:tcPr>
-          <w:p/>
+          <w:p>
+            <w:pPr>
+              <w:rPr>
+                <w:lang w:val="ru-RU"/>
+              </w:rPr>
+            </w:pPr>
+            <w:r>
+              <w:rPr>
+                <w:lang w:val="ru-RU"/>
+              </w:rPr>
+              <w:t>3 1 0 1 0</w:t>
+            </w:r>
+          </w:p>
         </w:tc>
         <w:tc>
           <w:tcPr>
             <w:tcW w:w="2948" w:type="dxa"/>
           </w:tcPr>
-          <w:p/>
+          <w:p>
+            <w:r>
+              <w:t>Hotfix</w:t>
+            </w:r>
+          </w:p>
         </w:tc>
         <w:tc>
           <w:tcPr>
             <w:tcW w:w="2948" w:type="dxa"/>
           </w:tcPr>
-          <w:p/>
+          <w:p>
+            <w:r>
+              <w:t>Hotfix</w:t>
+            </w:r>
+          </w:p>
         </w:tc>
       </w:tr>
       <w:tr>
@@ -5364,7 +5968,7 @@
         </w:trPr>
         <w:tc>
           <w:tcPr>
-            <w:tcW w:w="567" w:type="dxa"/>
+            <w:tcW w:w="2535" w:type="dxa"/>
           </w:tcPr>
           <w:p>
             <w:r>
@@ -5380,19 +5984,34 @@
           <w:tcPr>
             <w:tcW w:w="2948" w:type="dxa"/>
           </w:tcPr>
-          <w:p/>
+          <w:p>
+            <w:r>
+              <w:rPr>
+                <w:lang w:val="ru-RU"/>
+              </w:rPr>
+              <w:t>2 1 1 0 0</w:t>
+            </w:r>
+          </w:p>
         </w:tc>
         <w:tc>
           <w:tcPr>
             <w:tcW w:w="2948" w:type="dxa"/>
           </w:tcPr>
-          <w:p/>
+          <w:p>
+            <w:r>
+              <w:t>Bugfix</w:t>
+            </w:r>
+          </w:p>
         </w:tc>
         <w:tc>
           <w:tcPr>
             <w:tcW w:w="2948" w:type="dxa"/>
           </w:tcPr>
-          <w:p/>
+          <w:p>
+            <w:r>
+              <w:t>Bugfix</w:t>
+            </w:r>
+          </w:p>
         </w:tc>
       </w:tr>
       <w:tr>
@@ -5401,7 +6020,7 @@
         </w:trPr>
         <w:tc>
           <w:tcPr>
-            <w:tcW w:w="567" w:type="dxa"/>
+            <w:tcW w:w="2535" w:type="dxa"/>
           </w:tcPr>
           <w:p>
             <w:r>
@@ -5417,19 +6036,39 @@
           <w:tcPr>
             <w:tcW w:w="2948" w:type="dxa"/>
           </w:tcPr>
-          <w:p/>
+          <w:p>
+            <w:pPr>
+              <w:rPr>
+                <w:lang w:val="ru-RU"/>
+              </w:rPr>
+            </w:pPr>
+            <w:r>
+              <w:rPr>
+                <w:lang w:val="ru-RU"/>
+              </w:rPr>
+              <w:t>10 0 0 0 0</w:t>
+            </w:r>
+          </w:p>
         </w:tc>
         <w:tc>
           <w:tcPr>
             <w:tcW w:w="2948" w:type="dxa"/>
           </w:tcPr>
-          <w:p/>
+          <w:p>
+            <w:r>
+              <w:t>No branch</w:t>
+            </w:r>
+          </w:p>
         </w:tc>
         <w:tc>
           <w:tcPr>
             <w:tcW w:w="2948" w:type="dxa"/>
           </w:tcPr>
-          <w:p/>
+          <w:p>
+            <w:r>
+              <w:t>No branch</w:t>
+            </w:r>
+          </w:p>
         </w:tc>
       </w:tr>
     </w:tbl>
@@ -5437,6 +6076,7 @@
       <w:pPr>
         <w:spacing w:before="160" w:after="100" w:line="259" w:lineRule="auto"/>
       </w:pPr>
+      <w:proofErr w:type="spellStart"/>
       <w:r>
         <w:rPr>
           <w:rFonts w:eastAsia="Times New Roman"/>
@@ -5444,8 +6084,29 @@
           <w:color w:val="173A8A"/>
           <w:sz w:val="28"/>
         </w:rPr>
-        <w:t>Критерии оценивания</w:t>
-      </w:r>
+        <w:t>Критерии</w:t>
+      </w:r>
+      <w:proofErr w:type="spellEnd"/>
+      <w:r>
+        <w:rPr>
+          <w:rFonts w:eastAsia="Times New Roman"/>
+          <w:b/>
+          <w:color w:val="173A8A"/>
+          <w:sz w:val="28"/>
+        </w:rPr>
+        <w:t xml:space="preserve"> </w:t>
+      </w:r>
+      <w:proofErr w:type="spellStart"/>
+      <w:r>
+        <w:rPr>
+          <w:rFonts w:eastAsia="Times New Roman"/>
+          <w:b/>
+          <w:color w:val="173A8A"/>
+          <w:sz w:val="28"/>
+        </w:rPr>
+        <w:t>оценивания</w:t>
+      </w:r>
+      <w:proofErr w:type="spellEnd"/>
     </w:p>
     <w:tbl>
       <w:tblPr>
@@ -5788,7 +6449,7 @@
       </w:r>
     </w:p>
     <w:sectPr>
-      <w:footerReference w:type="default" r:id="rId10"/>
+      <w:footerReference w:type="default" r:id="rId15"/>
       <w:pgSz w:w="12240" w:h="15840"/>
       <w:pgMar w:top="907" w:right="964" w:bottom="907" w:left="1134" w:header="720" w:footer="720" w:gutter="0"/>
       <w:cols w:space="720"/>
@@ -6384,11 +7045,6 @@
     <w:lsdException w:name="Book Title" w:uiPriority="33" w:qFormat="1"/>
     <w:lsdException w:name="Bibliography" w:semiHidden="1" w:uiPriority="37" w:unhideWhenUsed="1"/>
     <w:lsdException w:name="TOC Heading" w:semiHidden="1" w:uiPriority="39" w:unhideWhenUsed="1" w:qFormat="1"/>
-    <w:lsdException w:name="Plain Table 5" w:semiHidden="1" w:unhideWhenUsed="1"/>
-    <w:lsdException w:name="Grid Table Light" w:semiHidden="1" w:unhideWhenUsed="1"/>
-    <w:lsdException w:name="Grid Table 1 Light" w:semiHidden="1" w:unhideWhenUsed="1"/>
-    <w:lsdException w:name="Grid Table 2" w:semiHidden="1" w:unhideWhenUsed="1"/>
-    <w:lsdException w:name="Grid Table 3" w:semiHidden="1" w:unhideWhenUsed="1"/>
     <w:lsdException w:name="Grid Table 4" w:uiPriority="49"/>
     <w:lsdException w:name="Grid Table 5 Dark" w:uiPriority="50"/>
     <w:lsdException w:name="Grid Table 6 Colorful" w:uiPriority="51"/>
@@ -6711,7 +7367,6 @@
   <w:style w:type="character" w:default="1" w:styleId="a2">
     <w:name w:val="Default Paragraph Font"/>
     <w:uiPriority w:val="1"/>
-    <w:semiHidden/>
     <w:unhideWhenUsed/>
   </w:style>
   <w:style w:type="table" w:default="1" w:styleId="a3">
